--- a/Transcript.docx
+++ b/Transcript.docx
@@ -1,6 +1,6 @@
 
 <file path=word/document.xml><?xml version="1.0" encoding="utf-8"?>
-<w:document xmlns:wpc="http://schemas.microsoft.com/office/word/2010/wordprocessingCanvas" xmlns:cx="http://schemas.microsoft.com/office/drawing/2014/chartex" xmlns:cx1="http://schemas.microsoft.com/office/drawing/2015/9/8/chartex" xmlns:cx2="http://schemas.microsoft.com/office/drawing/2015/10/21/chartex" xmlns:cx3="http://schemas.microsoft.com/office/drawing/2016/5/9/chartex" xmlns:cx4="http://schemas.microsoft.com/office/drawing/2016/5/10/chartex" xmlns:cx5="http://schemas.microsoft.com/office/drawing/2016/5/11/chartex" xmlns:cx6="http://schemas.microsoft.com/office/drawing/2016/5/12/chartex" xmlns:cx7="http://schemas.microsoft.com/office/drawing/2016/5/13/chartex" xmlns:cx8="http://schemas.microsoft.com/office/drawing/2016/5/14/chartex" xmlns:mc="http://schemas.openxmlformats.org/markup-compatibility/2006" xmlns:aink="http://schemas.microsoft.com/office/drawing/2016/ink" xmlns:am3d="http://schemas.microsoft.com/office/drawing/2017/model3d" xmlns:o="urn:schemas-microsoft-com:office:office" xmlns:oel="http://schemas.microsoft.com/office/2019/extlst" xmlns:r="http://schemas.openxmlformats.org/officeDocument/2006/relationships" xmlns:m="http://schemas.openxmlformats.org/officeDocument/2006/math" xmlns:v="urn:schemas-microsoft-com:vml" xmlns:wp14="http://schemas.microsoft.com/office/word/2010/wordprocessingDrawing" xmlns:wp="http://schemas.openxmlformats.org/drawingml/2006/wordprocessingDrawing" xmlns:w10="urn:schemas-microsoft-com:office:word" xmlns:w="http://schemas.openxmlformats.org/wordprocessingml/2006/main" xmlns:w14="http://schemas.microsoft.com/office/word/2010/wordml" xmlns:w15="http://schemas.microsoft.com/office/word/2012/wordml" xmlns:w16cex="http://schemas.microsoft.com/office/word/2018/wordml/cex" xmlns:w16cid="http://schemas.microsoft.com/office/word/2016/wordml/cid" xmlns:w16="http://schemas.microsoft.com/office/word/2018/wordml" xmlns:w16du="http://schemas.microsoft.com/office/word/2023/wordml/word16du" xmlns:w16sdtdh="http://schemas.microsoft.com/office/word/2020/wordml/sdtdatahash" xmlns:w16sdtfl="http://schemas.microsoft.com/office/word/2024/wordml/sdtformatlock" xmlns:w16se="http://schemas.microsoft.com/office/word/2015/wordml/symex" xmlns:wpg="http://schemas.microsoft.com/office/word/2010/wordprocessingGroup" xmlns:wpi="http://schemas.microsoft.com/office/word/2010/wordprocessingInk" xmlns:wne="http://schemas.microsoft.com/office/word/2006/wordml" xmlns:wps="http://schemas.microsoft.com/office/word/2010/wordprocessingShape" mc:Ignorable="w14 w15 w16se w16cid w16 w16cex w16sdtdh w16sdtfl w16du wp14">
+<w:document xmlns:wpc="http://schemas.microsoft.com/office/word/2010/wordprocessingCanvas" xmlns:cx="http://schemas.microsoft.com/office/drawing/2014/chartex" xmlns:cx1="http://schemas.microsoft.com/office/drawing/2015/9/8/chartex" xmlns:cx2="http://schemas.microsoft.com/office/drawing/2015/10/21/chartex" xmlns:cx3="http://schemas.microsoft.com/office/drawing/2016/5/9/chartex" xmlns:cx4="http://schemas.microsoft.com/office/drawing/2016/5/10/chartex" xmlns:cx5="http://schemas.microsoft.com/office/drawing/2016/5/11/chartex" xmlns:cx6="http://schemas.microsoft.com/office/drawing/2016/5/12/chartex" xmlns:cx7="http://schemas.microsoft.com/office/drawing/2016/5/13/chartex" xmlns:cx8="http://schemas.microsoft.com/office/drawing/2016/5/14/chartex" xmlns:mc="http://schemas.openxmlformats.org/markup-compatibility/2006" xmlns:aink="http://schemas.microsoft.com/office/drawing/2016/ink" xmlns:am3d="http://schemas.microsoft.com/office/drawing/2017/model3d" xmlns:o="urn:schemas-microsoft-com:office:office" xmlns:r="http://schemas.openxmlformats.org/officeDocument/2006/relationships" xmlns:m="http://schemas.openxmlformats.org/officeDocument/2006/math" xmlns:v="urn:schemas-microsoft-com:vml" xmlns:wp14="http://schemas.microsoft.com/office/word/2010/wordprocessingDrawing" xmlns:wp="http://schemas.openxmlformats.org/drawingml/2006/wordprocessingDrawing" xmlns:w10="urn:schemas-microsoft-com:office:word" xmlns:w="http://schemas.openxmlformats.org/wordprocessingml/2006/main" xmlns:w14="http://schemas.microsoft.com/office/word/2010/wordml" xmlns:w15="http://schemas.microsoft.com/office/word/2012/wordml" xmlns:w16cex="http://schemas.microsoft.com/office/word/2018/wordml/cex" xmlns:w16cid="http://schemas.microsoft.com/office/word/2016/wordml/cid" xmlns:w16="http://schemas.microsoft.com/office/word/2018/wordml" xmlns:w16sdtdh="http://schemas.microsoft.com/office/word/2020/wordml/sdtdatahash" xmlns:w16se="http://schemas.microsoft.com/office/word/2015/wordml/symex" xmlns:wpg="http://schemas.microsoft.com/office/word/2010/wordprocessingGroup" xmlns:wpi="http://schemas.microsoft.com/office/word/2010/wordprocessingInk" xmlns:wne="http://schemas.microsoft.com/office/word/2006/wordml" xmlns:wps="http://schemas.microsoft.com/office/word/2010/wordprocessingShape" mc:Ignorable="w14 w15 w16se w16cid w16 w16cex w16sdtdh wp14">
   <w:body>
     <w:p>
       <w:pPr>
@@ -265,7 +265,7 @@
           <w:szCs w:val="34"/>
           <w:rtl/>
         </w:rPr>
-        <w:t xml:space="preserve"> רק צריך לזכור שזה תיקף</w:t>
+        <w:t xml:space="preserve"> רק צריך לזכור שזה תקף</w:t>
       </w:r>
       <w:r>
         <w:rPr>
@@ -903,26 +903,35 @@
           <w:szCs w:val="34"/>
           <w:rtl/>
         </w:rPr>
+        <w:t xml:space="preserve"> אני מציג לכם רק שתי שיטות: השיטה </w:t>
+      </w:r>
+      <w:r>
+        <w:rPr>
+          <w:rFonts w:hint="cs"/>
+          <w:sz w:val="34"/>
+          <w:szCs w:val="34"/>
+          <w:rtl/>
+        </w:rPr>
+        <w:t>ה</w:t>
+      </w:r>
+      <w:r>
+        <w:rPr>
+          <w:rFonts w:hint="cs"/>
+          <w:sz w:val="34"/>
+          <w:szCs w:val="34"/>
+          <w:rtl/>
+        </w:rPr>
+        <w:t xml:space="preserve">מבוססת פריקה </w:t>
+      </w:r>
+      <w:r>
+        <w:rPr>
+          <w:rFonts w:hint="cs"/>
+          <w:sz w:val="34"/>
+          <w:szCs w:val="34"/>
+          <w:rtl/>
+        </w:rPr>
         <w:lastRenderedPageBreak/>
-        <w:t xml:space="preserve"> אני מציג לכם רק שתי שיטות: השיטה </w:t>
-      </w:r>
-      <w:r>
-        <w:rPr>
-          <w:rFonts w:hint="cs"/>
-          <w:sz w:val="34"/>
-          <w:szCs w:val="34"/>
-          <w:rtl/>
-        </w:rPr>
-        <w:t>ה</w:t>
-      </w:r>
-      <w:r>
-        <w:rPr>
-          <w:rFonts w:hint="cs"/>
-          <w:sz w:val="34"/>
-          <w:szCs w:val="34"/>
-          <w:rtl/>
-        </w:rPr>
-        <w:t>מבוססת פריקה והשיטה הגאומטרית.</w:t>
+        <w:t>והשיטה הגאומטרית.</w:t>
       </w:r>
       <w:r>
         <w:rPr>
@@ -1727,7 +1736,6 @@
           <w:rtl/>
           <w:lang w:val="ru-RU"/>
         </w:rPr>
-        <w:lastRenderedPageBreak/>
         <w:t xml:space="preserve"> זה כבר ערך מעניין אבל יותר נוח להשתמש ב</w:t>
       </w:r>
       <w:r>
@@ -1780,6 +1788,7 @@
           <w:rtl/>
           <w:lang w:val="ru-RU"/>
         </w:rPr>
+        <w:lastRenderedPageBreak/>
         <w:t xml:space="preserve">הגדרת </w:t>
       </w:r>
       <w:r>
@@ -1951,7 +1960,27 @@
           <w:rtl/>
           <w:lang w:val="ru-RU"/>
         </w:rPr>
-        <w:t xml:space="preserve"> או במילים אחרות הסתברות לחפיפה בין מדידות וערך הצפוי קנטה עד זניחה.</w:t>
+        <w:t xml:space="preserve"> או במילים אחרות הסתברות לחפיפה בין מדידות וערך הצפוי ק</w:t>
+      </w:r>
+      <w:r>
+        <w:rPr>
+          <w:rFonts w:hint="cs"/>
+          <w:sz w:val="34"/>
+          <w:szCs w:val="34"/>
+          <w:rtl/>
+          <w:lang w:val="ru-RU"/>
+        </w:rPr>
+        <w:t>טנ</w:t>
+      </w:r>
+      <w:r>
+        <w:rPr>
+          <w:rFonts w:hint="cs"/>
+          <w:sz w:val="34"/>
+          <w:szCs w:val="34"/>
+          <w:rtl/>
+          <w:lang w:val="ru-RU"/>
+        </w:rPr>
+        <w:t>ה עד זניחה.</w:t>
       </w:r>
       <w:r>
         <w:rPr>
@@ -2401,46 +2430,56 @@
           <w:rtl/>
           <w:lang w:val="ru-RU"/>
         </w:rPr>
+        <w:t xml:space="preserve"> האם יש צורך להזכיר איך מקבלים את הביטוי? מעולה, לא צריך.</w:t>
+      </w:r>
+      <w:r>
+        <w:rPr>
+          <w:sz w:val="34"/>
+          <w:szCs w:val="34"/>
+          <w:rtl/>
+          <w:lang w:val="ru-RU"/>
+        </w:rPr>
+        <w:br/>
+      </w:r>
+      <w:r>
+        <w:rPr>
+          <w:rFonts w:hint="cs"/>
+          <w:sz w:val="34"/>
+          <w:szCs w:val="34"/>
+          <w:rtl/>
+          <w:lang w:val="ru-RU"/>
+        </w:rPr>
+        <w:t xml:space="preserve"> כמו ש אתם רואים בתמונה </w:t>
+      </w:r>
+      <w:r>
+        <w:rPr>
+          <w:sz w:val="34"/>
+          <w:szCs w:val="34"/>
+          <w:rtl/>
+          <w:lang w:val="ru-RU"/>
+        </w:rPr>
+        <w:t>–</w:t>
+      </w:r>
+      <w:r>
+        <w:rPr>
+          <w:rFonts w:hint="cs"/>
+          <w:sz w:val="34"/>
+          <w:szCs w:val="34"/>
+          <w:rtl/>
+          <w:lang w:val="ru-RU"/>
+        </w:rPr>
+        <w:t xml:space="preserve"> אנחנו הולכים למדוד ולבדוק את </w:t>
+      </w:r>
+      <w:r>
+        <w:rPr>
+          <w:rFonts w:hint="cs"/>
+          <w:sz w:val="34"/>
+          <w:szCs w:val="34"/>
+          <w:rtl/>
+          <w:lang w:val="ru-RU"/>
+        </w:rPr>
         <w:lastRenderedPageBreak/>
-        <w:t xml:space="preserve"> האם יש צורך להזכיר איך מקבלים את הביטוי? מעולה, לא צריך.</w:t>
-      </w:r>
-      <w:r>
-        <w:rPr>
-          <w:sz w:val="34"/>
-          <w:szCs w:val="34"/>
-          <w:rtl/>
-          <w:lang w:val="ru-RU"/>
-        </w:rPr>
-        <w:br/>
-      </w:r>
-      <w:r>
-        <w:rPr>
-          <w:rFonts w:hint="cs"/>
-          <w:sz w:val="34"/>
-          <w:szCs w:val="34"/>
-          <w:rtl/>
-          <w:lang w:val="ru-RU"/>
-        </w:rPr>
-        <w:t xml:space="preserve"> כמו ש אתם רואים בתמונה </w:t>
-      </w:r>
-      <w:r>
-        <w:rPr>
-          <w:sz w:val="34"/>
-          <w:szCs w:val="34"/>
-          <w:rtl/>
-          <w:lang w:val="ru-RU"/>
-        </w:rPr>
-        <w:t>–</w:t>
-      </w:r>
-      <w:r>
-        <w:rPr>
-          <w:rFonts w:hint="cs"/>
-          <w:sz w:val="34"/>
-          <w:szCs w:val="34"/>
-          <w:rtl/>
-          <w:lang w:val="ru-RU"/>
-        </w:rPr>
-        <w:t xml:space="preserve"> אנחנו הולכים למדוד ולבדוק את זה.</w:t>
+        <w:t>זה.</w:t>
       </w:r>
       <w:r>
         <w:rPr>
@@ -3164,113 +3203,122 @@
           <w:szCs w:val="34"/>
           <w:rtl/>
         </w:rPr>
+        <w:t>מי שיודע ת</w:t>
+      </w:r>
+      <w:r>
+        <w:rPr>
+          <w:rFonts w:hint="cs"/>
+          <w:sz w:val="34"/>
+          <w:szCs w:val="34"/>
+          <w:rtl/>
+        </w:rPr>
+        <w:t>ְ</w:t>
+      </w:r>
+      <w:r>
+        <w:rPr>
+          <w:rFonts w:hint="cs"/>
+          <w:sz w:val="34"/>
+          <w:szCs w:val="34"/>
+          <w:rtl/>
+        </w:rPr>
+        <w:t>כו</w:t>
+      </w:r>
+      <w:r>
+        <w:rPr>
+          <w:rFonts w:hint="cs"/>
+          <w:sz w:val="34"/>
+          <w:szCs w:val="34"/>
+          <w:rtl/>
+        </w:rPr>
+        <w:t>ּ</w:t>
+      </w:r>
+      <w:r>
+        <w:rPr>
+          <w:rFonts w:hint="cs"/>
+          <w:sz w:val="34"/>
+          <w:szCs w:val="34"/>
+          <w:rtl/>
+        </w:rPr>
+        <w:t>נו</w:t>
+      </w:r>
+      <w:r>
+        <w:rPr>
+          <w:rFonts w:hint="cs"/>
+          <w:sz w:val="34"/>
+          <w:szCs w:val="34"/>
+          <w:rtl/>
+        </w:rPr>
+        <w:t>ֹ</w:t>
+      </w:r>
+      <w:r>
+        <w:rPr>
+          <w:rFonts w:hint="cs"/>
+          <w:sz w:val="34"/>
+          <w:szCs w:val="34"/>
+          <w:rtl/>
+        </w:rPr>
+        <w:t>ת של התפלגות חי, הוא יכול לתת מסקנה עמוקה במבוססת.</w:t>
+      </w:r>
+      <w:r>
+        <w:rPr>
+          <w:sz w:val="34"/>
+          <w:szCs w:val="34"/>
+          <w:rtl/>
+        </w:rPr>
+        <w:br/>
+      </w:r>
+      <w:r>
+        <w:rPr>
+          <w:rFonts w:hint="cs"/>
+          <w:sz w:val="34"/>
+          <w:szCs w:val="34"/>
+          <w:rtl/>
+        </w:rPr>
+        <w:t xml:space="preserve"> מה זה התפלגות </w:t>
+      </w:r>
+      <w:r>
+        <w:rPr>
+          <w:rFonts w:hint="cs"/>
+          <w:sz w:val="34"/>
+          <w:szCs w:val="34"/>
+        </w:rPr>
+        <w:t>χ²</w:t>
+      </w:r>
+      <w:r>
+        <w:rPr>
+          <w:rFonts w:hint="cs"/>
+          <w:sz w:val="34"/>
+          <w:szCs w:val="34"/>
+          <w:rtl/>
+        </w:rPr>
+        <w:t>?</w:t>
+      </w:r>
+      <w:r>
+        <w:rPr>
+          <w:sz w:val="34"/>
+          <w:szCs w:val="34"/>
+          <w:rtl/>
+        </w:rPr>
+        <w:br/>
+      </w:r>
+      <w:r>
+        <w:rPr>
+          <w:rFonts w:hint="cs"/>
+          <w:sz w:val="34"/>
+          <w:szCs w:val="34"/>
+          <w:rtl/>
+        </w:rPr>
+        <w:t xml:space="preserve"> זאת אחת מההתפלגויות סטטיסטיות ידועות כמו שהתפלגות </w:t>
+      </w:r>
+      <w:r>
+        <w:rPr>
+          <w:rFonts w:hint="cs"/>
+          <w:sz w:val="34"/>
+          <w:szCs w:val="34"/>
+          <w:rtl/>
+        </w:rPr>
         <w:lastRenderedPageBreak/>
-        <w:t>מי שיודע ת</w:t>
-      </w:r>
-      <w:r>
-        <w:rPr>
-          <w:rFonts w:hint="cs"/>
-          <w:sz w:val="34"/>
-          <w:szCs w:val="34"/>
-          <w:rtl/>
-        </w:rPr>
-        <w:t>ְ</w:t>
-      </w:r>
-      <w:r>
-        <w:rPr>
-          <w:rFonts w:hint="cs"/>
-          <w:sz w:val="34"/>
-          <w:szCs w:val="34"/>
-          <w:rtl/>
-        </w:rPr>
-        <w:t>כו</w:t>
-      </w:r>
-      <w:r>
-        <w:rPr>
-          <w:rFonts w:hint="cs"/>
-          <w:sz w:val="34"/>
-          <w:szCs w:val="34"/>
-          <w:rtl/>
-        </w:rPr>
-        <w:t>ּ</w:t>
-      </w:r>
-      <w:r>
-        <w:rPr>
-          <w:rFonts w:hint="cs"/>
-          <w:sz w:val="34"/>
-          <w:szCs w:val="34"/>
-          <w:rtl/>
-        </w:rPr>
-        <w:t>נו</w:t>
-      </w:r>
-      <w:r>
-        <w:rPr>
-          <w:rFonts w:hint="cs"/>
-          <w:sz w:val="34"/>
-          <w:szCs w:val="34"/>
-          <w:rtl/>
-        </w:rPr>
-        <w:t>ֹ</w:t>
-      </w:r>
-      <w:r>
-        <w:rPr>
-          <w:rFonts w:hint="cs"/>
-          <w:sz w:val="34"/>
-          <w:szCs w:val="34"/>
-          <w:rtl/>
-        </w:rPr>
-        <w:t>ת של התפלגות חי, הוא יכול לתת מסקנה עמוקה במבוססת.</w:t>
-      </w:r>
-      <w:r>
-        <w:rPr>
-          <w:sz w:val="34"/>
-          <w:szCs w:val="34"/>
-          <w:rtl/>
-        </w:rPr>
-        <w:br/>
-      </w:r>
-      <w:r>
-        <w:rPr>
-          <w:rFonts w:hint="cs"/>
-          <w:sz w:val="34"/>
-          <w:szCs w:val="34"/>
-          <w:rtl/>
-        </w:rPr>
-        <w:t xml:space="preserve"> מה זה התפלגות </w:t>
-      </w:r>
-      <w:r>
-        <w:rPr>
-          <w:rFonts w:hint="cs"/>
-          <w:sz w:val="34"/>
-          <w:szCs w:val="34"/>
-        </w:rPr>
-        <w:t>χ²</w:t>
-      </w:r>
-      <w:r>
-        <w:rPr>
-          <w:rFonts w:hint="cs"/>
-          <w:sz w:val="34"/>
-          <w:szCs w:val="34"/>
-          <w:rtl/>
-        </w:rPr>
-        <w:t>?</w:t>
-      </w:r>
-      <w:r>
-        <w:rPr>
-          <w:sz w:val="34"/>
-          <w:szCs w:val="34"/>
-          <w:rtl/>
-        </w:rPr>
-        <w:br/>
-      </w:r>
-      <w:r>
-        <w:rPr>
-          <w:rFonts w:hint="cs"/>
-          <w:sz w:val="34"/>
-          <w:szCs w:val="34"/>
-          <w:rtl/>
-        </w:rPr>
-        <w:t xml:space="preserve"> זאת אחת מההתפלגויות סטטיסטיות ידועות כמו שהתפלגות פואסונית או גאוסיאנית.</w:t>
+        <w:t>פואסונית או גאוסיאנית.</w:t>
       </w:r>
       <w:r>
         <w:rPr>
@@ -3973,7 +4021,6 @@
           <w:rtl/>
           <w:lang w:val="ru-RU"/>
         </w:rPr>
-        <w:lastRenderedPageBreak/>
         <w:t xml:space="preserve"> ולא רק מתייחס הוא גם מאוד רגיש להערכת שגיאה.</w:t>
       </w:r>
       <w:r>
@@ -4083,6 +4130,7 @@
           <w:rtl/>
           <w:lang w:val="ru-RU"/>
         </w:rPr>
+        <w:lastRenderedPageBreak/>
         <w:t>לאותו סט הנתונים קיבלתי הסתברות 1%!</w:t>
       </w:r>
       <w:r>
@@ -4175,7 +4223,27 @@
           <w:rtl/>
           <w:lang w:val="ru-RU"/>
         </w:rPr>
-        <w:t>האם הצלחתי לשכנע אותם ש</w:t>
+        <w:t>האם הצלחתי לשכנע את</w:t>
+      </w:r>
+      <w:r>
+        <w:rPr>
+          <w:rFonts w:hint="cs"/>
+          <w:sz w:val="34"/>
+          <w:szCs w:val="34"/>
+          <w:rtl/>
+          <w:lang w:val="ru-RU"/>
+        </w:rPr>
+        <w:t>כ</w:t>
+      </w:r>
+      <w:r>
+        <w:rPr>
+          <w:rFonts w:hint="cs"/>
+          <w:sz w:val="34"/>
+          <w:szCs w:val="34"/>
+          <w:rtl/>
+          <w:lang w:val="ru-RU"/>
+        </w:rPr>
+        <w:t>ם ש</w:t>
       </w:r>
       <w:r>
         <w:rPr>
@@ -4384,6 +4452,7 @@
       </w:pPr>
       <w:r>
         <w:rPr>
+          <w:rFonts w:hint="cs"/>
           <w:sz w:val="34"/>
           <w:szCs w:val="34"/>
           <w:rtl/>
@@ -4399,35 +4468,26 @@
           <w:rtl/>
           <w:lang w:val="ru-RU"/>
         </w:rPr>
-        <w:t>ִ</w:t>
-      </w:r>
-      <w:r>
-        <w:rPr>
-          <w:sz w:val="34"/>
-          <w:szCs w:val="34"/>
-          <w:rtl/>
-          <w:lang w:val="ru-RU"/>
-        </w:rPr>
-        <w:t>גרו</w:t>
-      </w:r>
-      <w:r>
-        <w:rPr>
-          <w:rFonts w:hint="cs"/>
-          <w:sz w:val="34"/>
-          <w:szCs w:val="34"/>
-          <w:rtl/>
-          <w:lang w:val="ru-RU"/>
-        </w:rPr>
-        <w:t>ּ</w:t>
-      </w:r>
-      <w:r>
-        <w:rPr>
-          <w:sz w:val="34"/>
-          <w:szCs w:val="34"/>
-          <w:rtl/>
-          <w:lang w:val="ru-RU"/>
-        </w:rPr>
-        <w:t xml:space="preserve">ל פייתון של מעבדה 2 אנחנו יודעים שאפשר לחשב רגרסיה על ידי קוד פשוט בעזרת ספריה </w:t>
+        <w:t>ר</w:t>
+      </w:r>
+      <w:r>
+        <w:rPr>
+          <w:rFonts w:hint="cs"/>
+          <w:sz w:val="34"/>
+          <w:szCs w:val="34"/>
+          <w:rtl/>
+          <w:lang w:val="ru-RU"/>
+        </w:rPr>
+        <w:t>גול</w:t>
+      </w:r>
+      <w:r>
+        <w:rPr>
+          <w:sz w:val="34"/>
+          <w:szCs w:val="34"/>
+          <w:rtl/>
+          <w:lang w:val="ru-RU"/>
+        </w:rPr>
+        <w:t xml:space="preserve"> פייתון של מעבדה 2 אנחנו יודעים שאפשר לחשב רגרסיה על ידי קוד פשוט בעזרת ספריה </w:t>
       </w:r>
       <w:r>
         <w:rPr>
@@ -4632,7 +4692,6 @@
           <w:rtl/>
           <w:lang w:val="ru-RU"/>
         </w:rPr>
-        <w:lastRenderedPageBreak/>
         <w:t xml:space="preserve"> בבקשה תגידו מה אתם חושבים על זה.</w:t>
       </w:r>
       <w:r>
@@ -4731,6 +4790,7 @@
           <w:rtl/>
           <w:lang w:val="ru-RU"/>
         </w:rPr>
+        <w:lastRenderedPageBreak/>
         <w:t>אפשר לייש</w:t>
       </w:r>
       <w:r>
@@ -5412,248 +5472,248 @@
           <w:rtl/>
           <w:lang w:val="ru-RU"/>
         </w:rPr>
+        <w:t xml:space="preserve"> המודל מתאר את הפ</w:t>
+      </w:r>
+      <w:r>
+        <w:rPr>
+          <w:rFonts w:hint="cs"/>
+          <w:sz w:val="34"/>
+          <w:szCs w:val="34"/>
+          <w:rtl/>
+          <w:lang w:val="ru-RU"/>
+        </w:rPr>
+        <w:t>ר</w:t>
+      </w:r>
+      <w:r>
+        <w:rPr>
+          <w:sz w:val="34"/>
+          <w:szCs w:val="34"/>
+          <w:rtl/>
+          <w:lang w:val="ru-RU"/>
+        </w:rPr>
+        <w:t>י</w:t>
+      </w:r>
+      <w:r>
+        <w:rPr>
+          <w:rFonts w:hint="cs"/>
+          <w:sz w:val="34"/>
+          <w:szCs w:val="34"/>
+          <w:rtl/>
+          <w:lang w:val="ru-RU"/>
+        </w:rPr>
+        <w:t>ק</w:t>
+      </w:r>
+      <w:r>
+        <w:rPr>
+          <w:sz w:val="34"/>
+          <w:szCs w:val="34"/>
+          <w:rtl/>
+          <w:lang w:val="ru-RU"/>
+        </w:rPr>
+        <w:t>ה הוא אקספוננציאלי.</w:t>
+      </w:r>
+      <w:r>
+        <w:rPr>
+          <w:sz w:val="34"/>
+          <w:szCs w:val="34"/>
+          <w:rtl/>
+          <w:lang w:val="ru-RU"/>
+        </w:rPr>
+        <w:br/>
+      </w:r>
+      <w:r>
+        <w:rPr>
+          <w:sz w:val="34"/>
+          <w:szCs w:val="34"/>
+          <w:rtl/>
+          <w:lang w:val="ru-RU"/>
+        </w:rPr>
+        <w:t xml:space="preserve"> אני מעוניין למדוד זמן הפריקה של הקבל ולחלץ ממנו קיבל.</w:t>
+      </w:r>
+      <w:r>
+        <w:rPr>
+          <w:sz w:val="34"/>
+          <w:szCs w:val="34"/>
+          <w:rtl/>
+          <w:lang w:val="ru-RU"/>
+        </w:rPr>
+        <w:br/>
+      </w:r>
+      <w:r>
+        <w:rPr>
+          <w:sz w:val="34"/>
+          <w:szCs w:val="34"/>
+          <w:rtl/>
+          <w:lang w:val="ru-RU"/>
+        </w:rPr>
+        <w:t xml:space="preserve"> כמו שבמקרה הקודם עשיתי לינאריזציה למודל.</w:t>
+      </w:r>
+      <w:r>
+        <w:rPr>
+          <w:sz w:val="34"/>
+          <w:szCs w:val="34"/>
+          <w:rtl/>
+          <w:lang w:val="ru-RU"/>
+        </w:rPr>
+        <w:br/>
+      </w:r>
+      <w:r>
+        <w:rPr>
+          <w:sz w:val="34"/>
+          <w:szCs w:val="34"/>
+          <w:rtl/>
+          <w:lang w:val="ru-RU"/>
+        </w:rPr>
+        <w:t xml:space="preserve"> מה אני רואה בנתונים?</w:t>
+      </w:r>
+      <w:r>
+        <w:rPr>
+          <w:sz w:val="34"/>
+          <w:szCs w:val="34"/>
+          <w:rtl/>
+          <w:lang w:val="ru-RU"/>
+        </w:rPr>
+        <w:br/>
+      </w:r>
+      <w:r>
+        <w:rPr>
+          <w:sz w:val="34"/>
+          <w:szCs w:val="34"/>
+          <w:rtl/>
+          <w:lang w:val="ru-RU"/>
+        </w:rPr>
+        <w:t xml:space="preserve"> בזמנים ארו</w:t>
+      </w:r>
+      <w:r>
+        <w:rPr>
+          <w:rFonts w:hint="cs"/>
+          <w:sz w:val="34"/>
+          <w:szCs w:val="34"/>
+          <w:rtl/>
+          <w:lang w:val="ru-RU"/>
+        </w:rPr>
+        <w:t>ּ</w:t>
+      </w:r>
+      <w:r>
+        <w:rPr>
+          <w:sz w:val="34"/>
+          <w:szCs w:val="34"/>
+          <w:rtl/>
+          <w:lang w:val="ru-RU"/>
+        </w:rPr>
+        <w:t>כ</w:t>
+      </w:r>
+      <w:r>
+        <w:rPr>
+          <w:rFonts w:hint="cs"/>
+          <w:sz w:val="34"/>
+          <w:szCs w:val="34"/>
+          <w:rtl/>
+          <w:lang w:val="ru-RU"/>
+        </w:rPr>
+        <w:t>ּ</w:t>
+      </w:r>
+      <w:r>
+        <w:rPr>
+          <w:sz w:val="34"/>
+          <w:szCs w:val="34"/>
+          <w:rtl/>
+          <w:lang w:val="ru-RU"/>
+        </w:rPr>
+        <w:t>ים אני מגלה ק</w:t>
+      </w:r>
+      <w:r>
+        <w:rPr>
+          <w:rFonts w:hint="cs"/>
+          <w:sz w:val="34"/>
+          <w:szCs w:val="34"/>
+          <w:rtl/>
+          <w:lang w:val="ru-RU"/>
+        </w:rPr>
+        <w:t>ִ</w:t>
+      </w:r>
+      <w:r>
+        <w:rPr>
+          <w:sz w:val="34"/>
+          <w:szCs w:val="34"/>
+          <w:rtl/>
+          <w:lang w:val="ru-RU"/>
+        </w:rPr>
+        <w:t>יו</w:t>
+      </w:r>
+      <w:r>
+        <w:rPr>
+          <w:rFonts w:hint="cs"/>
+          <w:sz w:val="34"/>
+          <w:szCs w:val="34"/>
+          <w:rtl/>
+          <w:lang w:val="ru-RU"/>
+        </w:rPr>
+        <w:t>ּ</w:t>
+      </w:r>
+      <w:r>
+        <w:rPr>
+          <w:sz w:val="34"/>
+          <w:szCs w:val="34"/>
+          <w:rtl/>
+          <w:lang w:val="ru-RU"/>
+        </w:rPr>
+        <w:t>ם של ארט</w:t>
+      </w:r>
+      <w:r>
+        <w:rPr>
+          <w:rFonts w:hint="cs"/>
+          <w:sz w:val="34"/>
+          <w:szCs w:val="34"/>
+          <w:rtl/>
+          <w:lang w:val="ru-RU"/>
+        </w:rPr>
+        <w:t>ִ</w:t>
+      </w:r>
+      <w:r>
+        <w:rPr>
+          <w:sz w:val="34"/>
+          <w:szCs w:val="34"/>
+          <w:rtl/>
+          <w:lang w:val="ru-RU"/>
+        </w:rPr>
+        <w:t>פקט.</w:t>
+      </w:r>
+      <w:r>
+        <w:rPr>
+          <w:sz w:val="34"/>
+          <w:szCs w:val="34"/>
+          <w:rtl/>
+          <w:lang w:val="ru-RU"/>
+        </w:rPr>
+        <w:br/>
+      </w:r>
+      <w:r>
+        <w:rPr>
+          <w:sz w:val="34"/>
+          <w:szCs w:val="34"/>
+          <w:rtl/>
+          <w:lang w:val="ru-RU"/>
+        </w:rPr>
+        <w:t xml:space="preserve"> אתם רואים מדרגות?</w:t>
+      </w:r>
+      <w:r>
+        <w:rPr>
+          <w:sz w:val="34"/>
+          <w:szCs w:val="34"/>
+          <w:rtl/>
+          <w:lang w:val="ru-RU"/>
+        </w:rPr>
+        <w:br/>
+      </w:r>
+      <w:r>
+        <w:rPr>
+          <w:sz w:val="34"/>
+          <w:szCs w:val="34"/>
+          <w:rtl/>
+          <w:lang w:val="ru-RU"/>
+        </w:rPr>
         <w:lastRenderedPageBreak/>
-        <w:t xml:space="preserve"> המודל מתאר את הפ</w:t>
-      </w:r>
-      <w:r>
-        <w:rPr>
-          <w:rFonts w:hint="cs"/>
-          <w:sz w:val="34"/>
-          <w:szCs w:val="34"/>
-          <w:rtl/>
-          <w:lang w:val="ru-RU"/>
-        </w:rPr>
-        <w:t>ר</w:t>
-      </w:r>
-      <w:r>
-        <w:rPr>
-          <w:sz w:val="34"/>
-          <w:szCs w:val="34"/>
-          <w:rtl/>
-          <w:lang w:val="ru-RU"/>
-        </w:rPr>
-        <w:t>י</w:t>
-      </w:r>
-      <w:r>
-        <w:rPr>
-          <w:rFonts w:hint="cs"/>
-          <w:sz w:val="34"/>
-          <w:szCs w:val="34"/>
-          <w:rtl/>
-          <w:lang w:val="ru-RU"/>
-        </w:rPr>
-        <w:t>ק</w:t>
-      </w:r>
-      <w:r>
-        <w:rPr>
-          <w:sz w:val="34"/>
-          <w:szCs w:val="34"/>
-          <w:rtl/>
-          <w:lang w:val="ru-RU"/>
-        </w:rPr>
-        <w:t>ה הוא אקספוננציאלי.</w:t>
-      </w:r>
-      <w:r>
-        <w:rPr>
-          <w:sz w:val="34"/>
-          <w:szCs w:val="34"/>
-          <w:rtl/>
-          <w:lang w:val="ru-RU"/>
-        </w:rPr>
-        <w:br/>
-      </w:r>
-      <w:r>
-        <w:rPr>
-          <w:sz w:val="34"/>
-          <w:szCs w:val="34"/>
-          <w:rtl/>
-          <w:lang w:val="ru-RU"/>
-        </w:rPr>
-        <w:t xml:space="preserve"> אני מעוניין למדוד זמן הפריקה של הקבל ולחלץ ממנו קיבל.</w:t>
-      </w:r>
-      <w:r>
-        <w:rPr>
-          <w:sz w:val="34"/>
-          <w:szCs w:val="34"/>
-          <w:rtl/>
-          <w:lang w:val="ru-RU"/>
-        </w:rPr>
-        <w:br/>
-      </w:r>
-      <w:r>
-        <w:rPr>
-          <w:sz w:val="34"/>
-          <w:szCs w:val="34"/>
-          <w:rtl/>
-          <w:lang w:val="ru-RU"/>
-        </w:rPr>
-        <w:t xml:space="preserve"> כמו שבמקרה הקודם עשיתי לינאריזציה למודל.</w:t>
-      </w:r>
-      <w:r>
-        <w:rPr>
-          <w:sz w:val="34"/>
-          <w:szCs w:val="34"/>
-          <w:rtl/>
-          <w:lang w:val="ru-RU"/>
-        </w:rPr>
-        <w:br/>
-      </w:r>
-      <w:r>
-        <w:rPr>
-          <w:sz w:val="34"/>
-          <w:szCs w:val="34"/>
-          <w:rtl/>
-          <w:lang w:val="ru-RU"/>
-        </w:rPr>
-        <w:t xml:space="preserve"> מה אני רואה בנתונים?</w:t>
-      </w:r>
-      <w:r>
-        <w:rPr>
-          <w:sz w:val="34"/>
-          <w:szCs w:val="34"/>
-          <w:rtl/>
-          <w:lang w:val="ru-RU"/>
-        </w:rPr>
-        <w:br/>
-      </w:r>
-      <w:r>
-        <w:rPr>
-          <w:sz w:val="34"/>
-          <w:szCs w:val="34"/>
-          <w:rtl/>
-          <w:lang w:val="ru-RU"/>
-        </w:rPr>
-        <w:t xml:space="preserve"> בזמנים ארו</w:t>
-      </w:r>
-      <w:r>
-        <w:rPr>
-          <w:rFonts w:hint="cs"/>
-          <w:sz w:val="34"/>
-          <w:szCs w:val="34"/>
-          <w:rtl/>
-          <w:lang w:val="ru-RU"/>
-        </w:rPr>
-        <w:t>ּ</w:t>
-      </w:r>
-      <w:r>
-        <w:rPr>
-          <w:sz w:val="34"/>
-          <w:szCs w:val="34"/>
-          <w:rtl/>
-          <w:lang w:val="ru-RU"/>
-        </w:rPr>
-        <w:t>כ</w:t>
-      </w:r>
-      <w:r>
-        <w:rPr>
-          <w:rFonts w:hint="cs"/>
-          <w:sz w:val="34"/>
-          <w:szCs w:val="34"/>
-          <w:rtl/>
-          <w:lang w:val="ru-RU"/>
-        </w:rPr>
-        <w:t>ּ</w:t>
-      </w:r>
-      <w:r>
-        <w:rPr>
-          <w:sz w:val="34"/>
-          <w:szCs w:val="34"/>
-          <w:rtl/>
-          <w:lang w:val="ru-RU"/>
-        </w:rPr>
-        <w:t>ים אני מגלה ק</w:t>
-      </w:r>
-      <w:r>
-        <w:rPr>
-          <w:rFonts w:hint="cs"/>
-          <w:sz w:val="34"/>
-          <w:szCs w:val="34"/>
-          <w:rtl/>
-          <w:lang w:val="ru-RU"/>
-        </w:rPr>
-        <w:t>ִ</w:t>
-      </w:r>
-      <w:r>
-        <w:rPr>
-          <w:sz w:val="34"/>
-          <w:szCs w:val="34"/>
-          <w:rtl/>
-          <w:lang w:val="ru-RU"/>
-        </w:rPr>
-        <w:t>יו</w:t>
-      </w:r>
-      <w:r>
-        <w:rPr>
-          <w:rFonts w:hint="cs"/>
-          <w:sz w:val="34"/>
-          <w:szCs w:val="34"/>
-          <w:rtl/>
-          <w:lang w:val="ru-RU"/>
-        </w:rPr>
-        <w:t>ּ</w:t>
-      </w:r>
-      <w:r>
-        <w:rPr>
-          <w:sz w:val="34"/>
-          <w:szCs w:val="34"/>
-          <w:rtl/>
-          <w:lang w:val="ru-RU"/>
-        </w:rPr>
-        <w:t>ם של ארט</w:t>
-      </w:r>
-      <w:r>
-        <w:rPr>
-          <w:rFonts w:hint="cs"/>
-          <w:sz w:val="34"/>
-          <w:szCs w:val="34"/>
-          <w:rtl/>
-          <w:lang w:val="ru-RU"/>
-        </w:rPr>
-        <w:t>ִ</w:t>
-      </w:r>
-      <w:r>
-        <w:rPr>
-          <w:sz w:val="34"/>
-          <w:szCs w:val="34"/>
-          <w:rtl/>
-          <w:lang w:val="ru-RU"/>
-        </w:rPr>
-        <w:t>פקט.</w:t>
-      </w:r>
-      <w:r>
-        <w:rPr>
-          <w:sz w:val="34"/>
-          <w:szCs w:val="34"/>
-          <w:rtl/>
-          <w:lang w:val="ru-RU"/>
-        </w:rPr>
-        <w:br/>
-      </w:r>
-      <w:r>
-        <w:rPr>
-          <w:sz w:val="34"/>
-          <w:szCs w:val="34"/>
-          <w:rtl/>
-          <w:lang w:val="ru-RU"/>
-        </w:rPr>
-        <w:t xml:space="preserve"> אתם רואים מדרגות?</w:t>
-      </w:r>
-      <w:r>
-        <w:rPr>
-          <w:sz w:val="34"/>
-          <w:szCs w:val="34"/>
-          <w:rtl/>
-          <w:lang w:val="ru-RU"/>
-        </w:rPr>
-        <w:br/>
-      </w:r>
-      <w:r>
-        <w:rPr>
-          <w:sz w:val="34"/>
-          <w:szCs w:val="34"/>
-          <w:rtl/>
-          <w:lang w:val="ru-RU"/>
-        </w:rPr>
         <w:t xml:space="preserve"> כן, זה קשור לאופן הפעולה של האוסצלוסקופ.</w:t>
       </w:r>
       <w:r>
@@ -6343,7 +6403,6 @@
           <w:rtl/>
           <w:lang w:val="ru-RU"/>
         </w:rPr>
-        <w:lastRenderedPageBreak/>
         <w:t>מה לעשות??? נכון מאוד! התאמה לא לינארית.</w:t>
       </w:r>
       <w:r>
@@ -6448,6 +6507,7 @@
           <w:rtl/>
           <w:lang w:val="ru-RU"/>
         </w:rPr>
+        <w:lastRenderedPageBreak/>
         <w:t xml:space="preserve"> לפעמים מומלץ גם להגדיר פרמטרי התחלה.</w:t>
       </w:r>
       <w:r>
@@ -6973,7 +7033,6 @@
           <w:rtl/>
           <w:lang w:val="ru-RU"/>
         </w:rPr>
-        <w:lastRenderedPageBreak/>
         <w:t>תודה רבה על ריכוז ושיתוף הפעולה שלכם!</w:t>
       </w:r>
       <w:r>
@@ -6997,7 +7056,7 @@
     </w:p>
     <w:sectPr>
       <w:pgSz w:w="11906" w:h="16838" w:code="9"/>
-      <w:pgMar w:top="1440" w:right="1440" w:bottom="1440" w:left="1440" w:header="720" w:footer="720" w:gutter="0"/>
+      <w:pgMar w:top="1440" w:right="1440" w:bottom="1134" w:left="1440" w:header="720" w:footer="720" w:gutter="0"/>
       <w:cols w:space="720"/>
       <w:docGrid w:linePitch="360"/>
     </w:sectPr>
@@ -7006,7 +7065,7 @@
 </file>
 
 <file path=word/numbering.xml><?xml version="1.0" encoding="utf-8"?>
-<w:numbering xmlns:wpc="http://schemas.microsoft.com/office/word/2010/wordprocessingCanvas" xmlns:cx="http://schemas.microsoft.com/office/drawing/2014/chartex" xmlns:cx1="http://schemas.microsoft.com/office/drawing/2015/9/8/chartex" xmlns:cx2="http://schemas.microsoft.com/office/drawing/2015/10/21/chartex" xmlns:cx3="http://schemas.microsoft.com/office/drawing/2016/5/9/chartex" xmlns:cx4="http://schemas.microsoft.com/office/drawing/2016/5/10/chartex" xmlns:cx5="http://schemas.microsoft.com/office/drawing/2016/5/11/chartex" xmlns:cx6="http://schemas.microsoft.com/office/drawing/2016/5/12/chartex" xmlns:cx7="http://schemas.microsoft.com/office/drawing/2016/5/13/chartex" xmlns:cx8="http://schemas.microsoft.com/office/drawing/2016/5/14/chartex" xmlns:mc="http://schemas.openxmlformats.org/markup-compatibility/2006" xmlns:aink="http://schemas.microsoft.com/office/drawing/2016/ink" xmlns:am3d="http://schemas.microsoft.com/office/drawing/2017/model3d" xmlns:o="urn:schemas-microsoft-com:office:office" xmlns:oel="http://schemas.microsoft.com/office/2019/extlst" xmlns:r="http://schemas.openxmlformats.org/officeDocument/2006/relationships" xmlns:m="http://schemas.openxmlformats.org/officeDocument/2006/math" xmlns:v="urn:schemas-microsoft-com:vml" xmlns:wp14="http://schemas.microsoft.com/office/word/2010/wordprocessingDrawing" xmlns:wp="http://schemas.openxmlformats.org/drawingml/2006/wordprocessingDrawing" xmlns:w10="urn:schemas-microsoft-com:office:word" xmlns:w="http://schemas.openxmlformats.org/wordprocessingml/2006/main" xmlns:w14="http://schemas.microsoft.com/office/word/2010/wordml" xmlns:w15="http://schemas.microsoft.com/office/word/2012/wordml" xmlns:w16cex="http://schemas.microsoft.com/office/word/2018/wordml/cex" xmlns:w16cid="http://schemas.microsoft.com/office/word/2016/wordml/cid" xmlns:w16="http://schemas.microsoft.com/office/word/2018/wordml" xmlns:w16du="http://schemas.microsoft.com/office/word/2023/wordml/word16du" xmlns:w16sdtdh="http://schemas.microsoft.com/office/word/2020/wordml/sdtdatahash" xmlns:w16sdtfl="http://schemas.microsoft.com/office/word/2024/wordml/sdtformatlock" xmlns:w16se="http://schemas.microsoft.com/office/word/2015/wordml/symex" xmlns:wpg="http://schemas.microsoft.com/office/word/2010/wordprocessingGroup" xmlns:wpi="http://schemas.microsoft.com/office/word/2010/wordprocessingInk" xmlns:wne="http://schemas.microsoft.com/office/word/2006/wordml" xmlns:wps="http://schemas.microsoft.com/office/word/2010/wordprocessingShape" mc:Ignorable="w14 w15 w16se w16cid w16 w16cex w16sdtdh w16sdtfl w16du wp14">
+<w:numbering xmlns:wpc="http://schemas.microsoft.com/office/word/2010/wordprocessingCanvas" xmlns:cx="http://schemas.microsoft.com/office/drawing/2014/chartex" xmlns:cx1="http://schemas.microsoft.com/office/drawing/2015/9/8/chartex" xmlns:cx2="http://schemas.microsoft.com/office/drawing/2015/10/21/chartex" xmlns:cx3="http://schemas.microsoft.com/office/drawing/2016/5/9/chartex" xmlns:cx4="http://schemas.microsoft.com/office/drawing/2016/5/10/chartex" xmlns:cx5="http://schemas.microsoft.com/office/drawing/2016/5/11/chartex" xmlns:cx6="http://schemas.microsoft.com/office/drawing/2016/5/12/chartex" xmlns:cx7="http://schemas.microsoft.com/office/drawing/2016/5/13/chartex" xmlns:cx8="http://schemas.microsoft.com/office/drawing/2016/5/14/chartex" xmlns:mc="http://schemas.openxmlformats.org/markup-compatibility/2006" xmlns:aink="http://schemas.microsoft.com/office/drawing/2016/ink" xmlns:am3d="http://schemas.microsoft.com/office/drawing/2017/model3d" xmlns:o="urn:schemas-microsoft-com:office:office" xmlns:r="http://schemas.openxmlformats.org/officeDocument/2006/relationships" xmlns:m="http://schemas.openxmlformats.org/officeDocument/2006/math" xmlns:v="urn:schemas-microsoft-com:vml" xmlns:wp14="http://schemas.microsoft.com/office/word/2010/wordprocessingDrawing" xmlns:wp="http://schemas.openxmlformats.org/drawingml/2006/wordprocessingDrawing" xmlns:w10="urn:schemas-microsoft-com:office:word" xmlns:w="http://schemas.openxmlformats.org/wordprocessingml/2006/main" xmlns:w14="http://schemas.microsoft.com/office/word/2010/wordml" xmlns:w15="http://schemas.microsoft.com/office/word/2012/wordml" xmlns:w16cex="http://schemas.microsoft.com/office/word/2018/wordml/cex" xmlns:w16cid="http://schemas.microsoft.com/office/word/2016/wordml/cid" xmlns:w16="http://schemas.microsoft.com/office/word/2018/wordml" xmlns:w16sdtdh="http://schemas.microsoft.com/office/word/2020/wordml/sdtdatahash" xmlns:w16se="http://schemas.microsoft.com/office/word/2015/wordml/symex" xmlns:wpg="http://schemas.microsoft.com/office/word/2010/wordprocessingGroup" xmlns:wpi="http://schemas.microsoft.com/office/word/2010/wordprocessingInk" xmlns:wne="http://schemas.microsoft.com/office/word/2006/wordml" xmlns:wps="http://schemas.microsoft.com/office/word/2010/wordprocessingShape" mc:Ignorable="w14 w15 w16se w16cid w16 w16cex w16sdtdh wp14">
   <w:abstractNum w:abstractNumId="0" w15:restartNumberingAfterBreak="0">
     <w:nsid w:val="3F2122F8"/>
     <w:multiLevelType w:val="hybridMultilevel"/>
@@ -7271,13 +7330,13 @@
       </w:pPr>
     </w:lvl>
   </w:abstractNum>
-  <w:num w:numId="1" w16cid:durableId="1411191322">
+  <w:num w:numId="1">
     <w:abstractNumId w:val="2"/>
   </w:num>
-  <w:num w:numId="2" w16cid:durableId="726993297">
+  <w:num w:numId="2">
     <w:abstractNumId w:val="1"/>
   </w:num>
-  <w:num w:numId="3" w16cid:durableId="1775051999">
+  <w:num w:numId="3">
     <w:abstractNumId w:val="0"/>
     <w:lvlOverride w:ilvl="0">
       <w:startOverride w:val="18"/>
@@ -7311,7 +7370,7 @@
 </file>
 
 <file path=word/styles.xml><?xml version="1.0" encoding="utf-8"?>
-<w:styles xmlns:mc="http://schemas.openxmlformats.org/markup-compatibility/2006" xmlns:r="http://schemas.openxmlformats.org/officeDocument/2006/relationships" xmlns:w="http://schemas.openxmlformats.org/wordprocessingml/2006/main" xmlns:w14="http://schemas.microsoft.com/office/word/2010/wordml" xmlns:w15="http://schemas.microsoft.com/office/word/2012/wordml" xmlns:w16cex="http://schemas.microsoft.com/office/word/2018/wordml/cex" xmlns:w16cid="http://schemas.microsoft.com/office/word/2016/wordml/cid" xmlns:w16="http://schemas.microsoft.com/office/word/2018/wordml" xmlns:w16du="http://schemas.microsoft.com/office/word/2023/wordml/word16du" xmlns:w16sdtdh="http://schemas.microsoft.com/office/word/2020/wordml/sdtdatahash" xmlns:w16sdtfl="http://schemas.microsoft.com/office/word/2024/wordml/sdtformatlock" xmlns:w16se="http://schemas.microsoft.com/office/word/2015/wordml/symex" mc:Ignorable="w14 w15 w16se w16cid w16 w16cex w16sdtdh w16sdtfl w16du">
+<w:styles xmlns:mc="http://schemas.openxmlformats.org/markup-compatibility/2006" xmlns:r="http://schemas.openxmlformats.org/officeDocument/2006/relationships" xmlns:w="http://schemas.openxmlformats.org/wordprocessingml/2006/main" xmlns:w14="http://schemas.microsoft.com/office/word/2010/wordml" xmlns:w15="http://schemas.microsoft.com/office/word/2012/wordml" xmlns:w16cex="http://schemas.microsoft.com/office/word/2018/wordml/cex" xmlns:w16cid="http://schemas.microsoft.com/office/word/2016/wordml/cid" xmlns:w16="http://schemas.microsoft.com/office/word/2018/wordml" xmlns:w16sdtdh="http://schemas.microsoft.com/office/word/2020/wordml/sdtdatahash" xmlns:w16se="http://schemas.microsoft.com/office/word/2015/wordml/symex" mc:Ignorable="w14 w15 w16se w16cid w16 w16cex w16sdtdh">
   <w:docDefaults>
     <w:rPrDefault>
       <w:rPr>
